--- a/backend/data/procurement_process/专机23-17N 惠州至肇庆高速公路白云至三水段项目给排水迁改工程/专机23-17N-蒸汽混凝土砌块/3.交易文件.docx
+++ b/backend/data/procurement_process/专机23-17N 惠州至肇庆高速公路白云至三水段项目给排水迁改工程/专机23-17N-蒸汽混凝土砌块/3.交易文件.docx
@@ -1800,7 +1800,7 @@
           <w:u w:val="single"/>
           <w:lang w:val="en-US" w:eastAsia="zh-CN"/>
         </w:rPr>
-        <w:t xml:space="preserve">413182</w:t>
+        <w:t xml:space="preserve">413182.78</w:t>
       </w:r>
     </w:p>
     <w:p>
@@ -2014,7 +2014,7 @@
           <w:u w:val="single"/>
           <w:lang w:val="en-US" w:eastAsia="zh-CN"/>
         </w:rPr>
-        <w:t xml:space="preserve">惠州至肇庆高速公</w:t>
+        <w:t xml:space="preserve">惠州至肇庆高速公路</w:t>
       </w:r>
     </w:p>
     <w:p>

--- a/backend/data/procurement_process/专机23-17N 惠州至肇庆高速公路白云至三水段项目给排水迁改工程/专机23-17N-蒸汽混凝土砌块/3.交易文件.docx
+++ b/backend/data/procurement_process/专机23-17N 惠州至肇庆高速公路白云至三水段项目给排水迁改工程/专机23-17N-蒸汽混凝土砌块/3.交易文件.docx
@@ -12866,7 +12866,7 @@
               </w:rPr>
               <w:t xml:space="preserve">[✓]一般计税方法计算</w:t>
               <w:br/>
-              <w:t xml:space="preserve"> [  ]简易计税方法计算</w:t>
+              <w:t xml:space="preserve">[  ]简易计税方法计算</w:t>
             </w:r>
           </w:p>
           <w:p>
